--- a/Modelo Processo Pedagógico.docx
+++ b/Modelo Processo Pedagógico.docx
@@ -8,6 +8,7 @@
       </w:pPr>
       <w:r>
         <w:rPr>
+          <w:noProof/>
           <w:color w:val="000000" w:themeColor="text1"/>
           <w:lang w:bidi="pt-PT"/>
         </w:rPr>
@@ -45,7 +46,7 @@
                         </a:ln>
                         <a:extLst>
                           <a:ext uri="{C572A759-6A51-4108-AA02-DFA0A04FC94B}">
-                            <ma14:wrappingTextBoxFlag xmlns:lc="http://schemas.openxmlformats.org/drawingml/2006/lockedCanvas" xmlns="" xmlns:p="http://schemas.openxmlformats.org/presentationml/2006/main" xmlns:w="http://schemas.openxmlformats.org/wordprocessingml/2006/main" xmlns:w10="urn:schemas-microsoft-com:office:word" xmlns:v="urn:schemas-microsoft-com:vml" xmlns:o="urn:schemas-microsoft-com:office:office" xmlns:ma14="http://schemas.microsoft.com/office/mac/drawingml/2011/main" val="1"/>
+                            <ma14:wrappingTextBoxFlag xmlns:ma14="http://schemas.microsoft.com/office/mac/drawingml/2011/main" xmlns:o="urn:schemas-microsoft-com:office:office" xmlns:v="urn:schemas-microsoft-com:vml" xmlns:w10="urn:schemas-microsoft-com:office:word" xmlns:w="http://schemas.openxmlformats.org/wordprocessingml/2006/main" xmlns:p="http://schemas.openxmlformats.org/presentationml/2006/main" xmlns="" xmlns:lc="http://schemas.openxmlformats.org/drawingml/2006/lockedCanvas" val="1"/>
                           </a:ext>
                         </a:extLst>
                       </wps:spPr>
@@ -55,36 +56,14 @@
                             <w:pPr>
                               <w:pStyle w:val="Logtipo"/>
                               <w:rPr>
-                                <w:lang w:bidi="pt-PT"/>
+                                <w:lang w:val="en-GB" w:bidi="pt-PT"/>
                               </w:rPr>
                             </w:pPr>
-                            <w:proofErr w:type="spellStart"/>
                             <w:r>
                               <w:rPr>
-                                <w:lang w:bidi="pt-PT"/>
+                                <w:lang w:val="en-GB" w:bidi="pt-PT"/>
                               </w:rPr>
-                              <w:t>Smart</w:t>
-                            </w:r>
-                            <w:proofErr w:type="spellEnd"/>
-                            <w:r>
-                              <w:rPr>
-                                <w:lang w:bidi="pt-PT"/>
-                              </w:rPr>
-                              <w:t xml:space="preserve"> </w:t>
-                            </w:r>
-                            <w:proofErr w:type="spellStart"/>
-                            <w:r>
-                              <w:rPr>
-                                <w:lang w:bidi="pt-PT"/>
-                              </w:rPr>
-                              <w:t>Learning</w:t>
-                            </w:r>
-                            <w:proofErr w:type="spellEnd"/>
-                            <w:r>
-                              <w:rPr>
-                                <w:lang w:bidi="pt-PT"/>
-                              </w:rPr>
-                              <w:t xml:space="preserve"> Management</w:t>
+                              <w:t>Smart Learning Management</w:t>
                             </w:r>
                           </w:p>
                           <w:p>
@@ -96,7 +75,7 @@
                                 <w:color w:val="FFFFFF" w:themeColor="background1"/>
                                 <w:sz w:val="44"/>
                                 <w:szCs w:val="44"/>
-                                <w:lang w:bidi="pt-PT"/>
+                                <w:lang w:val="en-GB" w:bidi="pt-PT"/>
                               </w:rPr>
                             </w:pPr>
                             <w:r>
@@ -106,42 +85,9 @@
                                 <w:color w:val="FFFFFF" w:themeColor="background1"/>
                                 <w:sz w:val="44"/>
                                 <w:szCs w:val="44"/>
-                                <w:lang w:bidi="pt-PT"/>
+                                <w:lang w:val="en-GB" w:bidi="pt-PT"/>
                               </w:rPr>
-                              <w:t>Modelo</w:t>
-                            </w:r>
-                            <w:r>
-                              <w:rPr>
-                                <w:b/>
-                                <w:bCs/>
-                                <w:color w:val="FFFFFF" w:themeColor="background1"/>
-                                <w:sz w:val="44"/>
-                                <w:szCs w:val="44"/>
-                                <w:lang w:bidi="pt-PT"/>
-                              </w:rPr>
-                              <w:t xml:space="preserve"> </w:t>
-                            </w:r>
-                            <w:r>
-                              <w:rPr>
-                                <w:b/>
-                                <w:bCs/>
-                                <w:color w:val="FFFFFF" w:themeColor="background1"/>
-                                <w:sz w:val="44"/>
-                                <w:szCs w:val="44"/>
-                                <w:lang w:bidi="pt-PT"/>
-                              </w:rPr>
-                              <w:t>Processo</w:t>
-                            </w:r>
-                            <w:r>
-                              <w:rPr>
-                                <w:b/>
-                                <w:bCs/>
-                                <w:color w:val="FFFFFF" w:themeColor="background1"/>
-                                <w:sz w:val="44"/>
-                                <w:szCs w:val="44"/>
-                                <w:lang w:bidi="pt-PT"/>
-                              </w:rPr>
-                              <w:t xml:space="preserve"> Pedagógico</w:t>
+                              <w:t>Modelo Processo Pedagógico</w:t>
                             </w:r>
                           </w:p>
                         </w:txbxContent>
@@ -165,36 +111,14 @@
                       <w:pPr>
                         <w:pStyle w:val="Logtipo"/>
                         <w:rPr>
-                          <w:lang w:bidi="pt-PT"/>
+                          <w:lang w:val="en-GB" w:bidi="pt-PT"/>
                         </w:rPr>
                       </w:pPr>
-                      <w:proofErr w:type="spellStart"/>
                       <w:r>
                         <w:rPr>
-                          <w:lang w:bidi="pt-PT"/>
+                          <w:lang w:val="en-GB" w:bidi="pt-PT"/>
                         </w:rPr>
-                        <w:t>Smart</w:t>
-                      </w:r>
-                      <w:proofErr w:type="spellEnd"/>
-                      <w:r>
-                        <w:rPr>
-                          <w:lang w:bidi="pt-PT"/>
-                        </w:rPr>
-                        <w:t xml:space="preserve"> </w:t>
-                      </w:r>
-                      <w:proofErr w:type="spellStart"/>
-                      <w:r>
-                        <w:rPr>
-                          <w:lang w:bidi="pt-PT"/>
-                        </w:rPr>
-                        <w:t>Learning</w:t>
-                      </w:r>
-                      <w:proofErr w:type="spellEnd"/>
-                      <w:r>
-                        <w:rPr>
-                          <w:lang w:bidi="pt-PT"/>
-                        </w:rPr>
-                        <w:t xml:space="preserve"> Management</w:t>
+                        <w:t>Smart Learning Management</w:t>
                       </w:r>
                     </w:p>
                     <w:p>
@@ -206,7 +130,7 @@
                           <w:color w:val="FFFFFF" w:themeColor="background1"/>
                           <w:sz w:val="44"/>
                           <w:szCs w:val="44"/>
-                          <w:lang w:bidi="pt-PT"/>
+                          <w:lang w:val="en-GB" w:bidi="pt-PT"/>
                         </w:rPr>
                       </w:pPr>
                       <w:r>
@@ -216,42 +140,9 @@
                           <w:color w:val="FFFFFF" w:themeColor="background1"/>
                           <w:sz w:val="44"/>
                           <w:szCs w:val="44"/>
-                          <w:lang w:bidi="pt-PT"/>
+                          <w:lang w:val="en-GB" w:bidi="pt-PT"/>
                         </w:rPr>
-                        <w:t>Modelo</w:t>
-                      </w:r>
-                      <w:r>
-                        <w:rPr>
-                          <w:b/>
-                          <w:bCs/>
-                          <w:color w:val="FFFFFF" w:themeColor="background1"/>
-                          <w:sz w:val="44"/>
-                          <w:szCs w:val="44"/>
-                          <w:lang w:bidi="pt-PT"/>
-                        </w:rPr>
-                        <w:t xml:space="preserve"> </w:t>
-                      </w:r>
-                      <w:r>
-                        <w:rPr>
-                          <w:b/>
-                          <w:bCs/>
-                          <w:color w:val="FFFFFF" w:themeColor="background1"/>
-                          <w:sz w:val="44"/>
-                          <w:szCs w:val="44"/>
-                          <w:lang w:bidi="pt-PT"/>
-                        </w:rPr>
-                        <w:t>Processo</w:t>
-                      </w:r>
-                      <w:r>
-                        <w:rPr>
-                          <w:b/>
-                          <w:bCs/>
-                          <w:color w:val="FFFFFF" w:themeColor="background1"/>
-                          <w:sz w:val="44"/>
-                          <w:szCs w:val="44"/>
-                          <w:lang w:bidi="pt-PT"/>
-                        </w:rPr>
-                        <w:t xml:space="preserve"> Pedagógico</w:t>
+                        <w:t>Modelo Processo Pedagógico</w:t>
                       </w:r>
                     </w:p>
                   </w:txbxContent>
@@ -264,6 +155,7 @@
       </w:r>
       <w:r>
         <w:rPr>
+          <w:noProof/>
           <w:lang w:bidi="pt-PT"/>
         </w:rPr>
         <mc:AlternateContent>
@@ -763,11 +655,21 @@
       <w:r>
         <w:rPr>
           <w:color w:val="FFFFFF" w:themeColor="background1"/>
+          <w:sz w:val="18"/>
+          <w:szCs w:val="14"/>
+        </w:rPr>
+        <w:t>UTAD • Sistemas de Informação Avançados (2026/2027) — David Santos, João batista, Pedro Tavares, João Guedes</w:t>
+      </w:r>
+    </w:p>
+    <w:p>
+      <w:pPr>
+        <w:pStyle w:val="Assinatura"/>
+        <w:rPr>
+          <w:color w:val="FFFFFF" w:themeColor="background1"/>
           <w:sz w:val="20"/>
           <w:szCs w:val="16"/>
         </w:rPr>
-        <w:t xml:space="preserve">  UTAD • Sistemas de Informação Avançados (2026/2027) — David Santos, João batista, Pedro Tavares</w:t>
-      </w:r>
+      </w:pPr>
     </w:p>
     <w:p>
       <w:pPr>
@@ -1235,6 +1137,7 @@
           <w:bCs/>
           <w:color w:val="000000" w:themeColor="text1"/>
         </w:rPr>
+        <w:lastRenderedPageBreak/>
         <w:t>Evidência e Dado (Recolha/Importação):</w:t>
       </w:r>
       <w:r>
@@ -1279,7 +1182,6 @@
           <w:bCs/>
           <w:color w:val="000000" w:themeColor="text1"/>
         </w:rPr>
-        <w:lastRenderedPageBreak/>
         <w:t xml:space="preserve">Indicador (Cálculo e Visualização no </w:t>
       </w:r>
       <w:proofErr w:type="spellStart"/>
@@ -1777,15 +1679,7 @@
                 <w:color w:val="000000" w:themeColor="text1"/>
                 <w:sz w:val="20"/>
               </w:rPr>
-              <w:t>Dados recolhidos/importados e organizados num ponto único</w:t>
-            </w:r>
-            <w:r>
-              <w:rPr>
-                <w:rFonts w:ascii="Times New Roman" w:hAnsi="Times New Roman" w:cs="Times New Roman"/>
-                <w:color w:val="000000" w:themeColor="text1"/>
-                <w:sz w:val="20"/>
-              </w:rPr>
-              <w:t>.</w:t>
+              <w:t>Dados recolhidos/importados e organizados num ponto único.</w:t>
             </w:r>
           </w:p>
         </w:tc>
@@ -2071,7 +1965,16 @@
                 <w:color w:val="000000" w:themeColor="text1"/>
                 <w:sz w:val="20"/>
               </w:rPr>
-              <w:t>Decisão humana, mas frequentemente tardia por falta de informação agregada</w:t>
+              <w:t xml:space="preserve">Decisão humana, mas frequentemente tardia por falta de </w:t>
+            </w:r>
+            <w:r>
+              <w:rPr>
+                <w:rFonts w:ascii="Times New Roman" w:hAnsi="Times New Roman" w:cs="Times New Roman"/>
+                <w:color w:val="000000" w:themeColor="text1"/>
+                <w:sz w:val="20"/>
+              </w:rPr>
+              <w:lastRenderedPageBreak/>
+              <w:t>informação agregada</w:t>
             </w:r>
           </w:p>
         </w:tc>
@@ -2095,6 +1998,7 @@
                 <w:color w:val="000000" w:themeColor="text1"/>
                 <w:sz w:val="20"/>
               </w:rPr>
+              <w:lastRenderedPageBreak/>
               <w:t>O sistema organiza e sugere; o professor interpreta, valida e decide.</w:t>
             </w:r>
           </w:p>
@@ -2120,7 +2024,17 @@
                 <w:sz w:val="18"/>
                 <w:szCs w:val="18"/>
               </w:rPr>
-              <w:t>Preserva a autonomia profissional docente, proíbe decisões ou rotulagens automáticas e torna a decisão oportuna e fundamentada em evidência.</w:t>
+              <w:t xml:space="preserve">Preserva a autonomia profissional docente, proíbe decisões ou rotulagens automáticas e torna a decisão oportuna e </w:t>
+            </w:r>
+            <w:r>
+              <w:rPr>
+                <w:rFonts w:ascii="Times New Roman" w:hAnsi="Times New Roman" w:cs="Times New Roman"/>
+                <w:color w:val="000000" w:themeColor="text1"/>
+                <w:sz w:val="18"/>
+                <w:szCs w:val="18"/>
+              </w:rPr>
+              <w:lastRenderedPageBreak/>
+              <w:t>fundamentada em evidência.</w:t>
             </w:r>
           </w:p>
         </w:tc>
@@ -2879,6 +2793,7 @@
   <w:style w:type="character" w:default="1" w:styleId="Tipodeletrapredefinidodopargrafo">
     <w:name w:val="Default Paragraph Font"/>
     <w:uiPriority w:val="1"/>
+    <w:semiHidden/>
     <w:unhideWhenUsed/>
   </w:style>
   <w:style w:type="table" w:default="1" w:styleId="Tabelanormal">
@@ -3456,23 +3371,12 @@
 </file>
 
 <file path=customXml/item1.xml><?xml version="1.0" encoding="utf-8"?>
-<p:properties xmlns:p="http://schemas.microsoft.com/office/2006/metadata/properties" xmlns:xsi="http://www.w3.org/2001/XMLSchema-instance" xmlns:pc="http://schemas.microsoft.com/office/infopath/2007/PartnerControls">
-  <documentManagement>
-    <_ip_UnifiedCompliancePolicyUIAction xmlns="http://schemas.microsoft.com/sharepoint/v3" xsi:nil="true"/>
-    <Image xmlns="71af3243-3dd4-4a8d-8c0d-dd76da1f02a5">
-      <Url xsi:nil="true"/>
-      <Description xsi:nil="true"/>
-    </Image>
-    <Status xmlns="71af3243-3dd4-4a8d-8c0d-dd76da1f02a5">Not started</Status>
-    <Background xmlns="71af3243-3dd4-4a8d-8c0d-dd76da1f02a5">false</Background>
-    <_ip_UnifiedCompliancePolicyProperties xmlns="http://schemas.microsoft.com/sharepoint/v3" xsi:nil="true"/>
-    <ImageTagsTaxHTField xmlns="71af3243-3dd4-4a8d-8c0d-dd76da1f02a5">
-      <Terms xmlns="http://schemas.microsoft.com/office/infopath/2007/PartnerControls"/>
-    </ImageTagsTaxHTField>
-    <TaxCatchAll xmlns="230e9df3-be65-4c73-a93b-d1236ebd677e" xsi:nil="true"/>
-    <MediaServiceKeyPoints xmlns="71af3243-3dd4-4a8d-8c0d-dd76da1f02a5" xsi:nil="true"/>
-  </documentManagement>
-</p:properties>
+<?mso-contentType ?>
+<FormTemplates xmlns="http://schemas.microsoft.com/sharepoint/v3/contenttype/forms">
+  <Display>DocumentLibraryForm</Display>
+  <Edit>DocumentLibraryForm</Edit>
+  <New>DocumentLibraryForm</New>
+</FormTemplates>
 </file>
 
 <file path=customXml/item2.xml><?xml version="1.0" encoding="utf-8"?>
@@ -3764,22 +3668,29 @@
 </file>
 
 <file path=customXml/item3.xml><?xml version="1.0" encoding="utf-8"?>
-<?mso-contentType ?>
-<FormTemplates xmlns="http://schemas.microsoft.com/sharepoint/v3/contenttype/forms">
-  <Display>DocumentLibraryForm</Display>
-  <Edit>DocumentLibraryForm</Edit>
-  <New>DocumentLibraryForm</New>
-</FormTemplates>
+<p:properties xmlns:p="http://schemas.microsoft.com/office/2006/metadata/properties" xmlns:xsi="http://www.w3.org/2001/XMLSchema-instance" xmlns:pc="http://schemas.microsoft.com/office/infopath/2007/PartnerControls">
+  <documentManagement>
+    <_ip_UnifiedCompliancePolicyUIAction xmlns="http://schemas.microsoft.com/sharepoint/v3" xsi:nil="true"/>
+    <Image xmlns="71af3243-3dd4-4a8d-8c0d-dd76da1f02a5">
+      <Url xsi:nil="true"/>
+      <Description xsi:nil="true"/>
+    </Image>
+    <Status xmlns="71af3243-3dd4-4a8d-8c0d-dd76da1f02a5">Not started</Status>
+    <Background xmlns="71af3243-3dd4-4a8d-8c0d-dd76da1f02a5">false</Background>
+    <_ip_UnifiedCompliancePolicyProperties xmlns="http://schemas.microsoft.com/sharepoint/v3" xsi:nil="true"/>
+    <ImageTagsTaxHTField xmlns="71af3243-3dd4-4a8d-8c0d-dd76da1f02a5">
+      <Terms xmlns="http://schemas.microsoft.com/office/infopath/2007/PartnerControls"/>
+    </ImageTagsTaxHTField>
+    <TaxCatchAll xmlns="230e9df3-be65-4c73-a93b-d1236ebd677e" xsi:nil="true"/>
+    <MediaServiceKeyPoints xmlns="71af3243-3dd4-4a8d-8c0d-dd76da1f02a5" xsi:nil="true"/>
+  </documentManagement>
+</p:properties>
 </file>
 
 <file path=customXml/itemProps1.xml><?xml version="1.0" encoding="utf-8"?>
-<ds:datastoreItem xmlns:ds="http://schemas.openxmlformats.org/officeDocument/2006/customXml" ds:itemID="{C3B74C0E-7993-40E1-930F-CF78C434EB62}">
+<ds:datastoreItem xmlns:ds="http://schemas.openxmlformats.org/officeDocument/2006/customXml" ds:itemID="{AE09AE5A-B3B6-44BC-8570-615CB5E05AA8}">
   <ds:schemaRefs>
-    <ds:schemaRef ds:uri="http://schemas.microsoft.com/office/2006/metadata/properties"/>
-    <ds:schemaRef ds:uri="http://schemas.microsoft.com/office/infopath/2007/PartnerControls"/>
-    <ds:schemaRef ds:uri="http://schemas.microsoft.com/sharepoint/v3"/>
-    <ds:schemaRef ds:uri="71af3243-3dd4-4a8d-8c0d-dd76da1f02a5"/>
-    <ds:schemaRef ds:uri="230e9df3-be65-4c73-a93b-d1236ebd677e"/>
+    <ds:schemaRef ds:uri="http://schemas.microsoft.com/sharepoint/v3/contenttype/forms"/>
   </ds:schemaRefs>
 </ds:datastoreItem>
 </file>
@@ -3806,9 +3717,13 @@
 </file>
 
 <file path=customXml/itemProps3.xml><?xml version="1.0" encoding="utf-8"?>
-<ds:datastoreItem xmlns:ds="http://schemas.openxmlformats.org/officeDocument/2006/customXml" ds:itemID="{AE09AE5A-B3B6-44BC-8570-615CB5E05AA8}">
+<ds:datastoreItem xmlns:ds="http://schemas.openxmlformats.org/officeDocument/2006/customXml" ds:itemID="{C3B74C0E-7993-40E1-930F-CF78C434EB62}">
   <ds:schemaRefs>
-    <ds:schemaRef ds:uri="http://schemas.microsoft.com/sharepoint/v3/contenttype/forms"/>
+    <ds:schemaRef ds:uri="http://schemas.microsoft.com/office/2006/metadata/properties"/>
+    <ds:schemaRef ds:uri="http://schemas.microsoft.com/office/infopath/2007/PartnerControls"/>
+    <ds:schemaRef ds:uri="http://schemas.microsoft.com/sharepoint/v3"/>
+    <ds:schemaRef ds:uri="71af3243-3dd4-4a8d-8c0d-dd76da1f02a5"/>
+    <ds:schemaRef ds:uri="230e9df3-be65-4c73-a93b-d1236ebd677e"/>
   </ds:schemaRefs>
 </ds:datastoreItem>
 </file>